--- a/DXV-FRE-005_Envelope-Flag-File-Generation-and-Semantics.docx
+++ b/DXV-FRE-005_Envelope-Flag-File-Generation-and-Semantics.docx
@@ -85,7 +85,6 @@
     </w:p>
     <w:tbl>
       <w:tblPr>
-        <w:tblW w:type="auto" w:w="0"/>
         <w:jc w:val="center"/>
         <w:tblLook w:firstColumn="1" w:firstRow="1" w:lastColumn="0" w:lastRow="0" w:noHBand="0" w:noVBand="1" w:val="04A0"/>
         <w:tblLayout w:type="fixed"/>
@@ -97,17 +96,18 @@
           <w:insideH w:val="single" w:sz="8" w:space="0" w:color="FFFFFF"/>
           <w:insideV w:val="single" w:sz="8" w:space="0" w:color="FFFFFF"/>
         </w:tblBorders>
+        <w:tblW w:w="10296" w:type="dxa"/>
       </w:tblPr>
       <w:tblGrid>
-        <w:gridCol w:w="2592"/>
-        <w:gridCol w:w="2592"/>
-        <w:gridCol w:w="2592"/>
-        <w:gridCol w:w="2592"/>
+        <w:gridCol w:w="1944"/>
+        <w:gridCol w:w="4320"/>
+        <w:gridCol w:w="1944"/>
+        <w:gridCol w:w="2088"/>
       </w:tblGrid>
       <w:tr>
         <w:tc>
           <w:tcPr>
-            <w:tcW w:type="dxa" w:w="1944"/>
+            <w:tcW w:w="1944" w:type="dxa"/>
             <w:tcMar>
               <w:top w:w="60" w:type="dxa"/>
               <w:bottom w:w="60" w:type="dxa"/>
@@ -135,7 +135,7 @@
         </w:tc>
         <w:tc>
           <w:tcPr>
-            <w:tcW w:type="dxa" w:w="4320"/>
+            <w:tcW w:w="4320" w:type="dxa"/>
             <w:tcMar>
               <w:top w:w="60" w:type="dxa"/>
               <w:bottom w:w="60" w:type="dxa"/>
@@ -162,7 +162,7 @@
         </w:tc>
         <w:tc>
           <w:tcPr>
-            <w:tcW w:type="dxa" w:w="1944"/>
+            <w:tcW w:w="1944" w:type="dxa"/>
             <w:tcMar>
               <w:top w:w="60" w:type="dxa"/>
               <w:bottom w:w="60" w:type="dxa"/>
@@ -190,7 +190,7 @@
         </w:tc>
         <w:tc>
           <w:tcPr>
-            <w:tcW w:type="dxa" w:w="2088"/>
+            <w:tcW w:w="2088" w:type="dxa"/>
             <w:tcMar>
               <w:top w:w="60" w:type="dxa"/>
               <w:bottom w:w="60" w:type="dxa"/>
@@ -221,7 +221,7 @@
       <w:tr>
         <w:tc>
           <w:tcPr>
-            <w:tcW w:type="dxa" w:w="1944"/>
+            <w:tcW w:w="1944" w:type="dxa"/>
             <w:tcMar>
               <w:top w:w="60" w:type="dxa"/>
               <w:bottom w:w="60" w:type="dxa"/>
@@ -249,7 +249,7 @@
         </w:tc>
         <w:tc>
           <w:tcPr>
-            <w:tcW w:type="dxa" w:w="4320"/>
+            <w:tcW w:w="4320" w:type="dxa"/>
             <w:tcMar>
               <w:top w:w="60" w:type="dxa"/>
               <w:bottom w:w="60" w:type="dxa"/>
@@ -276,7 +276,7 @@
         </w:tc>
         <w:tc>
           <w:tcPr>
-            <w:tcW w:type="dxa" w:w="1944"/>
+            <w:tcW w:w="1944" w:type="dxa"/>
             <w:tcMar>
               <w:top w:w="60" w:type="dxa"/>
               <w:bottom w:w="60" w:type="dxa"/>
@@ -304,7 +304,7 @@
         </w:tc>
         <w:tc>
           <w:tcPr>
-            <w:tcW w:type="dxa" w:w="2088"/>
+            <w:tcW w:w="2088" w:type="dxa"/>
             <w:tcMar>
               <w:top w:w="60" w:type="dxa"/>
               <w:bottom w:w="60" w:type="dxa"/>
@@ -333,7 +333,7 @@
       <w:tr>
         <w:tc>
           <w:tcPr>
-            <w:tcW w:type="dxa" w:w="1944"/>
+            <w:tcW w:w="1944" w:type="dxa"/>
             <w:tcMar>
               <w:top w:w="60" w:type="dxa"/>
               <w:bottom w:w="60" w:type="dxa"/>
@@ -361,7 +361,7 @@
         </w:tc>
         <w:tc>
           <w:tcPr>
-            <w:tcW w:type="dxa" w:w="4320"/>
+            <w:tcW w:w="4320" w:type="dxa"/>
             <w:tcMar>
               <w:top w:w="60" w:type="dxa"/>
               <w:bottom w:w="60" w:type="dxa"/>
@@ -388,7 +388,7 @@
         </w:tc>
         <w:tc>
           <w:tcPr>
-            <w:tcW w:type="dxa" w:w="1944"/>
+            <w:tcW w:w="1944" w:type="dxa"/>
             <w:tcMar>
               <w:top w:w="60" w:type="dxa"/>
               <w:bottom w:w="60" w:type="dxa"/>
@@ -416,7 +416,7 @@
         </w:tc>
         <w:tc>
           <w:tcPr>
-            <w:tcW w:type="dxa" w:w="2088"/>
+            <w:tcW w:w="2088" w:type="dxa"/>
             <w:tcMar>
               <w:top w:w="60" w:type="dxa"/>
               <w:bottom w:w="60" w:type="dxa"/>
@@ -445,7 +445,7 @@
       <w:tr>
         <w:tc>
           <w:tcPr>
-            <w:tcW w:type="dxa" w:w="1944"/>
+            <w:tcW w:w="1944" w:type="dxa"/>
             <w:tcMar>
               <w:top w:w="60" w:type="dxa"/>
               <w:bottom w:w="60" w:type="dxa"/>
@@ -473,7 +473,7 @@
         </w:tc>
         <w:tc>
           <w:tcPr>
-            <w:tcW w:type="dxa" w:w="4320"/>
+            <w:tcW w:w="4320" w:type="dxa"/>
             <w:tcMar>
               <w:top w:w="60" w:type="dxa"/>
               <w:bottom w:w="60" w:type="dxa"/>
@@ -500,7 +500,7 @@
         </w:tc>
         <w:tc>
           <w:tcPr>
-            <w:tcW w:type="dxa" w:w="1944"/>
+            <w:tcW w:w="1944" w:type="dxa"/>
             <w:tcMar>
               <w:top w:w="60" w:type="dxa"/>
               <w:bottom w:w="60" w:type="dxa"/>
@@ -528,7 +528,7 @@
         </w:tc>
         <w:tc>
           <w:tcPr>
-            <w:tcW w:type="dxa" w:w="2088"/>
+            <w:tcW w:w="2088" w:type="dxa"/>
             <w:tcMar>
               <w:top w:w="60" w:type="dxa"/>
               <w:bottom w:w="60" w:type="dxa"/>
@@ -579,7 +579,6 @@
     </w:p>
     <w:tbl>
       <w:tblPr>
-        <w:tblW w:type="auto" w:w="0"/>
         <w:jc w:val="center"/>
         <w:tblLook w:firstColumn="1" w:firstRow="1" w:lastColumn="0" w:lastRow="0" w:noHBand="0" w:noVBand="1" w:val="04A0"/>
         <w:tblBorders>
@@ -591,14 +590,15 @@
           <w:insideV w:val="none" w:sz="0" w:space="0" w:color="auto"/>
         </w:tblBorders>
         <w:tblLayout w:type="fixed"/>
+        <w:tblW w:w="10296" w:type="dxa"/>
       </w:tblPr>
       <w:tblGrid>
-        <w:gridCol w:w="10368"/>
+        <w:gridCol w:w="10296"/>
       </w:tblGrid>
       <w:tr>
         <w:tc>
           <w:tcPr>
-            <w:tcW w:type="dxa" w:w="10296"/>
+            <w:tcW w:w="10296" w:type="dxa"/>
             <w:shd w:val="clear" w:color="auto" w:fill="EAF1FB"/>
             <w:tcBorders>
               <w:left w:val="single" w:sz="24" w:space="0" w:color="2E6FD6"/>
@@ -728,7 +728,6 @@
     </w:p>
     <w:tbl>
       <w:tblPr>
-        <w:tblW w:type="auto" w:w="0"/>
         <w:jc w:val="center"/>
         <w:tblLook w:firstColumn="1" w:firstRow="1" w:lastColumn="0" w:lastRow="0" w:noHBand="0" w:noVBand="1" w:val="04A0"/>
         <w:tblLayout w:type="fixed"/>
@@ -740,15 +739,16 @@
           <w:insideH w:val="single" w:sz="4" w:space="0" w:color="C9D0E0"/>
           <w:insideV w:val="single" w:sz="4" w:space="0" w:color="C9D0E0"/>
         </w:tblBorders>
+        <w:tblW w:w="10296" w:type="dxa"/>
       </w:tblPr>
       <w:tblGrid>
-        <w:gridCol w:w="5184"/>
-        <w:gridCol w:w="5184"/>
+        <w:gridCol w:w="3312"/>
+        <w:gridCol w:w="6984"/>
       </w:tblGrid>
       <w:tr>
         <w:tc>
           <w:tcPr>
-            <w:tcW w:type="dxa" w:w="3312"/>
+            <w:tcW w:w="3312" w:type="dxa"/>
             <w:shd w:val="clear" w:color="auto" w:fill="E8ECF6"/>
             <w:tcMar>
               <w:top w:w="50" w:type="dxa"/>
@@ -776,7 +776,7 @@
         </w:tc>
         <w:tc>
           <w:tcPr>
-            <w:tcW w:type="dxa" w:w="6984"/>
+            <w:tcW w:w="6984" w:type="dxa"/>
             <w:shd w:val="clear" w:color="auto" w:fill="FFFFFF"/>
             <w:tcMar>
               <w:top w:w="50" w:type="dxa"/>
@@ -805,7 +805,7 @@
       <w:tr>
         <w:tc>
           <w:tcPr>
-            <w:tcW w:type="dxa" w:w="3312"/>
+            <w:tcW w:w="3312" w:type="dxa"/>
             <w:shd w:val="clear" w:color="auto" w:fill="F2F5FB"/>
             <w:tcMar>
               <w:top w:w="50" w:type="dxa"/>
@@ -833,7 +833,7 @@
         </w:tc>
         <w:tc>
           <w:tcPr>
-            <w:tcW w:type="dxa" w:w="6984"/>
+            <w:tcW w:w="6984" w:type="dxa"/>
             <w:shd w:val="clear" w:color="auto" w:fill="FAFBFE"/>
             <w:tcMar>
               <w:top w:w="50" w:type="dxa"/>
@@ -862,7 +862,7 @@
       <w:tr>
         <w:tc>
           <w:tcPr>
-            <w:tcW w:type="dxa" w:w="3312"/>
+            <w:tcW w:w="3312" w:type="dxa"/>
             <w:shd w:val="clear" w:color="auto" w:fill="E8ECF6"/>
             <w:tcMar>
               <w:top w:w="50" w:type="dxa"/>
@@ -890,7 +890,7 @@
         </w:tc>
         <w:tc>
           <w:tcPr>
-            <w:tcW w:type="dxa" w:w="6984"/>
+            <w:tcW w:w="6984" w:type="dxa"/>
             <w:shd w:val="clear" w:color="auto" w:fill="FFFFFF"/>
             <w:tcMar>
               <w:top w:w="50" w:type="dxa"/>
@@ -919,7 +919,7 @@
       <w:tr>
         <w:tc>
           <w:tcPr>
-            <w:tcW w:type="dxa" w:w="3312"/>
+            <w:tcW w:w="3312" w:type="dxa"/>
             <w:shd w:val="clear" w:color="auto" w:fill="F2F5FB"/>
             <w:tcMar>
               <w:top w:w="50" w:type="dxa"/>
@@ -947,7 +947,7 @@
         </w:tc>
         <w:tc>
           <w:tcPr>
-            <w:tcW w:type="dxa" w:w="6984"/>
+            <w:tcW w:w="6984" w:type="dxa"/>
             <w:shd w:val="clear" w:color="auto" w:fill="FAFBFE"/>
             <w:tcMar>
               <w:top w:w="50" w:type="dxa"/>
@@ -976,7 +976,7 @@
       <w:tr>
         <w:tc>
           <w:tcPr>
-            <w:tcW w:type="dxa" w:w="3312"/>
+            <w:tcW w:w="3312" w:type="dxa"/>
             <w:shd w:val="clear" w:color="auto" w:fill="E8ECF6"/>
             <w:tcMar>
               <w:top w:w="50" w:type="dxa"/>
@@ -1004,7 +1004,7 @@
         </w:tc>
         <w:tc>
           <w:tcPr>
-            <w:tcW w:type="dxa" w:w="6984"/>
+            <w:tcW w:w="6984" w:type="dxa"/>
             <w:shd w:val="clear" w:color="auto" w:fill="FFFFFF"/>
             <w:tcMar>
               <w:top w:w="50" w:type="dxa"/>
@@ -1033,7 +1033,7 @@
       <w:tr>
         <w:tc>
           <w:tcPr>
-            <w:tcW w:type="dxa" w:w="3312"/>
+            <w:tcW w:w="3312" w:type="dxa"/>
             <w:shd w:val="clear" w:color="auto" w:fill="F2F5FB"/>
             <w:tcMar>
               <w:top w:w="50" w:type="dxa"/>
@@ -1061,7 +1061,7 @@
         </w:tc>
         <w:tc>
           <w:tcPr>
-            <w:tcW w:type="dxa" w:w="6984"/>
+            <w:tcW w:w="6984" w:type="dxa"/>
             <w:shd w:val="clear" w:color="auto" w:fill="FAFBFE"/>
             <w:tcMar>
               <w:top w:w="50" w:type="dxa"/>
@@ -1089,7 +1089,7 @@
       <w:tr>
         <w:tc>
           <w:tcPr>
-            <w:tcW w:type="dxa" w:w="3312"/>
+            <w:tcW w:w="3312" w:type="dxa"/>
             <w:shd w:val="clear" w:color="auto" w:fill="E8ECF6"/>
             <w:tcMar>
               <w:top w:w="50" w:type="dxa"/>
@@ -1117,7 +1117,7 @@
         </w:tc>
         <w:tc>
           <w:tcPr>
-            <w:tcW w:type="dxa" w:w="6984"/>
+            <w:tcW w:w="6984" w:type="dxa"/>
             <w:shd w:val="clear" w:color="auto" w:fill="FFFFFF"/>
             <w:tcMar>
               <w:top w:w="50" w:type="dxa"/>
@@ -1168,7 +1168,6 @@
     </w:p>
     <w:tbl>
       <w:tblPr>
-        <w:tblW w:type="auto" w:w="0"/>
         <w:jc w:val="center"/>
         <w:tblLook w:firstColumn="1" w:firstRow="1" w:lastColumn="0" w:lastRow="0" w:noHBand="0" w:noVBand="1" w:val="04A0"/>
         <w:tblBorders>
@@ -1180,14 +1179,15 @@
           <w:insideV w:val="none" w:sz="0" w:space="0" w:color="auto"/>
         </w:tblBorders>
         <w:tblLayout w:type="fixed"/>
+        <w:tblW w:w="10296" w:type="dxa"/>
       </w:tblPr>
       <w:tblGrid>
-        <w:gridCol w:w="10368"/>
+        <w:gridCol w:w="10296"/>
       </w:tblGrid>
       <w:tr>
         <w:tc>
           <w:tcPr>
-            <w:tcW w:type="dxa" w:w="10296"/>
+            <w:tcW w:w="10296" w:type="dxa"/>
             <w:shd w:val="clear" w:color="auto" w:fill="ECF7EE"/>
             <w:tcBorders>
               <w:left w:val="single" w:sz="24" w:space="0" w:color="2E9E4F"/>
@@ -1388,7 +1388,6 @@
     </w:p>
     <w:tbl>
       <w:tblPr>
-        <w:tblW w:type="auto" w:w="0"/>
         <w:jc w:val="center"/>
         <w:tblLook w:firstColumn="1" w:firstRow="1" w:lastColumn="0" w:lastRow="0" w:noHBand="0" w:noVBand="1" w:val="04A0"/>
         <w:tblLayout w:type="fixed"/>
@@ -1400,15 +1399,16 @@
           <w:insideH w:val="single" w:sz="4" w:space="0" w:color="C9D0E0"/>
           <w:insideV w:val="single" w:sz="4" w:space="0" w:color="C9D0E0"/>
         </w:tblBorders>
+        <w:tblW w:w="10296" w:type="dxa"/>
       </w:tblPr>
       <w:tblGrid>
-        <w:gridCol w:w="5184"/>
-        <w:gridCol w:w="5184"/>
+        <w:gridCol w:w="3312"/>
+        <w:gridCol w:w="6984"/>
       </w:tblGrid>
       <w:tr>
         <w:tc>
           <w:tcPr>
-            <w:tcW w:type="dxa" w:w="3312"/>
+            <w:tcW w:w="3312" w:type="dxa"/>
             <w:shd w:val="clear" w:color="auto" w:fill="E8ECF6"/>
             <w:tcMar>
               <w:top w:w="50" w:type="dxa"/>
@@ -1436,7 +1436,7 @@
         </w:tc>
         <w:tc>
           <w:tcPr>
-            <w:tcW w:type="dxa" w:w="6984"/>
+            <w:tcW w:w="6984" w:type="dxa"/>
             <w:shd w:val="clear" w:color="auto" w:fill="FFFFFF"/>
             <w:tcMar>
               <w:top w:w="50" w:type="dxa"/>
@@ -1465,7 +1465,7 @@
       <w:tr>
         <w:tc>
           <w:tcPr>
-            <w:tcW w:type="dxa" w:w="3312"/>
+            <w:tcW w:w="3312" w:type="dxa"/>
             <w:shd w:val="clear" w:color="auto" w:fill="F2F5FB"/>
             <w:tcMar>
               <w:top w:w="50" w:type="dxa"/>
@@ -1493,7 +1493,7 @@
         </w:tc>
         <w:tc>
           <w:tcPr>
-            <w:tcW w:type="dxa" w:w="6984"/>
+            <w:tcW w:w="6984" w:type="dxa"/>
             <w:shd w:val="clear" w:color="auto" w:fill="FAFBFE"/>
             <w:tcMar>
               <w:top w:w="50" w:type="dxa"/>
@@ -1522,7 +1522,7 @@
       <w:tr>
         <w:tc>
           <w:tcPr>
-            <w:tcW w:type="dxa" w:w="3312"/>
+            <w:tcW w:w="3312" w:type="dxa"/>
             <w:shd w:val="clear" w:color="auto" w:fill="E8ECF6"/>
             <w:tcMar>
               <w:top w:w="50" w:type="dxa"/>
@@ -1550,7 +1550,7 @@
         </w:tc>
         <w:tc>
           <w:tcPr>
-            <w:tcW w:type="dxa" w:w="6984"/>
+            <w:tcW w:w="6984" w:type="dxa"/>
             <w:shd w:val="clear" w:color="auto" w:fill="FFFFFF"/>
             <w:tcMar>
               <w:top w:w="50" w:type="dxa"/>
@@ -1579,7 +1579,7 @@
       <w:tr>
         <w:tc>
           <w:tcPr>
-            <w:tcW w:type="dxa" w:w="3312"/>
+            <w:tcW w:w="3312" w:type="dxa"/>
             <w:shd w:val="clear" w:color="auto" w:fill="F2F5FB"/>
             <w:tcMar>
               <w:top w:w="50" w:type="dxa"/>
@@ -1607,7 +1607,7 @@
         </w:tc>
         <w:tc>
           <w:tcPr>
-            <w:tcW w:type="dxa" w:w="6984"/>
+            <w:tcW w:w="6984" w:type="dxa"/>
             <w:shd w:val="clear" w:color="auto" w:fill="FAFBFE"/>
             <w:tcMar>
               <w:top w:w="50" w:type="dxa"/>
@@ -1636,7 +1636,7 @@
       <w:tr>
         <w:tc>
           <w:tcPr>
-            <w:tcW w:type="dxa" w:w="3312"/>
+            <w:tcW w:w="3312" w:type="dxa"/>
             <w:shd w:val="clear" w:color="auto" w:fill="E8ECF6"/>
             <w:tcMar>
               <w:top w:w="50" w:type="dxa"/>
@@ -1664,7 +1664,7 @@
         </w:tc>
         <w:tc>
           <w:tcPr>
-            <w:tcW w:type="dxa" w:w="6984"/>
+            <w:tcW w:w="6984" w:type="dxa"/>
             <w:shd w:val="clear" w:color="auto" w:fill="FFFFFF"/>
             <w:tcMar>
               <w:top w:w="50" w:type="dxa"/>
@@ -1693,7 +1693,7 @@
       <w:tr>
         <w:tc>
           <w:tcPr>
-            <w:tcW w:type="dxa" w:w="3312"/>
+            <w:tcW w:w="3312" w:type="dxa"/>
             <w:shd w:val="clear" w:color="auto" w:fill="F2F5FB"/>
             <w:tcMar>
               <w:top w:w="50" w:type="dxa"/>
@@ -1721,7 +1721,7 @@
         </w:tc>
         <w:tc>
           <w:tcPr>
-            <w:tcW w:type="dxa" w:w="6984"/>
+            <w:tcW w:w="6984" w:type="dxa"/>
             <w:shd w:val="clear" w:color="auto" w:fill="FAFBFE"/>
             <w:tcMar>
               <w:top w:w="50" w:type="dxa"/>
@@ -1772,7 +1772,6 @@
     </w:p>
     <w:tbl>
       <w:tblPr>
-        <w:tblW w:type="auto" w:w="0"/>
         <w:jc w:val="center"/>
         <w:tblLook w:firstColumn="1" w:firstRow="1" w:lastColumn="0" w:lastRow="0" w:noHBand="0" w:noVBand="1" w:val="04A0"/>
         <w:tblBorders>
@@ -1784,14 +1783,15 @@
           <w:insideV w:val="none" w:sz="0" w:space="0" w:color="auto"/>
         </w:tblBorders>
         <w:tblLayout w:type="fixed"/>
+        <w:tblW w:w="10296" w:type="dxa"/>
       </w:tblPr>
       <w:tblGrid>
-        <w:gridCol w:w="10368"/>
+        <w:gridCol w:w="10296"/>
       </w:tblGrid>
       <w:tr>
         <w:tc>
           <w:tcPr>
-            <w:tcW w:type="dxa" w:w="10296"/>
+            <w:tcW w:w="10296" w:type="dxa"/>
             <w:shd w:val="clear" w:color="auto" w:fill="FDF3E7"/>
             <w:tcBorders>
               <w:left w:val="single" w:sz="24" w:space="0" w:color="D9822B"/>
@@ -1952,7 +1952,6 @@
     </w:p>
     <w:tbl>
       <w:tblPr>
-        <w:tblW w:type="auto" w:w="0"/>
         <w:jc w:val="center"/>
         <w:tblLook w:firstColumn="1" w:firstRow="1" w:lastColumn="0" w:lastRow="0" w:noHBand="0" w:noVBand="1" w:val="04A0"/>
         <w:tblBorders>
@@ -1964,14 +1963,15 @@
           <w:insideV w:val="none" w:sz="0" w:space="0" w:color="auto"/>
         </w:tblBorders>
         <w:tblLayout w:type="fixed"/>
+        <w:tblW w:w="10296" w:type="dxa"/>
       </w:tblPr>
       <w:tblGrid>
-        <w:gridCol w:w="10368"/>
+        <w:gridCol w:w="10296"/>
       </w:tblGrid>
       <w:tr>
         <w:tc>
           <w:tcPr>
-            <w:tcW w:type="dxa" w:w="10296"/>
+            <w:tcW w:w="10296" w:type="dxa"/>
             <w:shd w:val="clear" w:color="auto" w:fill="EDF0F7"/>
             <w:tcBorders>
               <w:left w:val="single" w:sz="30" w:space="0" w:color="1F2A56"/>
@@ -2061,7 +2061,6 @@
     </w:tbl>
     <w:tbl>
       <w:tblPr>
-        <w:tblW w:type="auto" w:w="0"/>
         <w:jc w:val="center"/>
         <w:tblLook w:firstColumn="1" w:firstRow="1" w:lastColumn="0" w:lastRow="0" w:noHBand="0" w:noVBand="1" w:val="04A0"/>
         <w:tblLayout w:type="fixed"/>
@@ -2073,12 +2072,13 @@
           <w:insideH w:val="single" w:sz="4" w:space="0" w:color="C9D0E0"/>
           <w:insideV w:val="single" w:sz="4" w:space="0" w:color="C9D0E0"/>
         </w:tblBorders>
+        <w:tblW w:w="10296" w:type="dxa"/>
       </w:tblPr>
       <w:tblGrid>
-        <w:gridCol w:w="2592"/>
-        <w:gridCol w:w="2592"/>
-        <w:gridCol w:w="2592"/>
-        <w:gridCol w:w="2592"/>
+        <w:gridCol w:w="605"/>
+        <w:gridCol w:w="3384"/>
+        <w:gridCol w:w="3096"/>
+        <w:gridCol w:w="3211"/>
       </w:tblGrid>
       <w:tr>
         <w:trPr>
@@ -2086,7 +2086,7 @@
         </w:trPr>
         <w:tc>
           <w:tcPr>
-            <w:tcW w:type="dxa" w:w="605"/>
+            <w:tcW w:w="605" w:type="dxa"/>
             <w:shd w:val="clear" w:color="auto" w:fill="1F2A56"/>
             <w:tcMar>
               <w:top w:w="60" w:type="dxa"/>
@@ -2115,7 +2115,7 @@
         </w:tc>
         <w:tc>
           <w:tcPr>
-            <w:tcW w:type="dxa" w:w="3384"/>
+            <w:tcW w:w="3384" w:type="dxa"/>
             <w:shd w:val="clear" w:color="auto" w:fill="1F2A56"/>
             <w:tcMar>
               <w:top w:w="60" w:type="dxa"/>
@@ -2144,7 +2144,7 @@
         </w:tc>
         <w:tc>
           <w:tcPr>
-            <w:tcW w:type="dxa" w:w="3096"/>
+            <w:tcW w:w="3096" w:type="dxa"/>
             <w:shd w:val="clear" w:color="auto" w:fill="1F2A56"/>
             <w:tcMar>
               <w:top w:w="60" w:type="dxa"/>
@@ -2173,7 +2173,7 @@
         </w:tc>
         <w:tc>
           <w:tcPr>
-            <w:tcW w:type="dxa" w:w="3211"/>
+            <w:tcW w:w="3211" w:type="dxa"/>
             <w:shd w:val="clear" w:color="auto" w:fill="1F2A56"/>
             <w:tcMar>
               <w:top w:w="60" w:type="dxa"/>
@@ -2204,7 +2204,7 @@
       <w:tr>
         <w:tc>
           <w:tcPr>
-            <w:tcW w:type="dxa" w:w="2592"/>
+            <w:tcW w:type="dxa" w:w="605"/>
             <w:shd w:val="clear" w:color="auto" w:fill="EEF1F8"/>
             <w:tcMar>
               <w:top w:w="55" w:type="dxa"/>
@@ -2233,7 +2233,7 @@
         </w:tc>
         <w:tc>
           <w:tcPr>
-            <w:tcW w:type="dxa" w:w="2592"/>
+            <w:tcW w:type="dxa" w:w="3384"/>
             <w:shd w:val="clear" w:color="auto" w:fill="EEF1F8"/>
             <w:tcMar>
               <w:top w:w="55" w:type="dxa"/>
@@ -2259,7 +2259,7 @@
         </w:tc>
         <w:tc>
           <w:tcPr>
-            <w:tcW w:type="dxa" w:w="2592"/>
+            <w:tcW w:type="dxa" w:w="3096"/>
             <w:shd w:val="clear" w:color="auto" w:fill="EEF1F8"/>
             <w:tcMar>
               <w:top w:w="55" w:type="dxa"/>
@@ -2287,7 +2287,7 @@
         </w:tc>
         <w:tc>
           <w:tcPr>
-            <w:tcW w:type="dxa" w:w="2592"/>
+            <w:tcW w:type="dxa" w:w="3211"/>
             <w:shd w:val="clear" w:color="auto" w:fill="EEF1F8"/>
             <w:tcMar>
               <w:top w:w="55" w:type="dxa"/>
@@ -2316,7 +2316,7 @@
       <w:tr>
         <w:tc>
           <w:tcPr>
-            <w:tcW w:type="dxa" w:w="2592"/>
+            <w:tcW w:type="dxa" w:w="605"/>
             <w:shd w:val="clear" w:color="auto" w:fill="FFFFFF"/>
             <w:tcMar>
               <w:top w:w="55" w:type="dxa"/>
@@ -2345,7 +2345,7 @@
         </w:tc>
         <w:tc>
           <w:tcPr>
-            <w:tcW w:type="dxa" w:w="2592"/>
+            <w:tcW w:type="dxa" w:w="3384"/>
             <w:shd w:val="clear" w:color="auto" w:fill="FFFFFF"/>
             <w:tcMar>
               <w:top w:w="55" w:type="dxa"/>
@@ -2371,7 +2371,7 @@
         </w:tc>
         <w:tc>
           <w:tcPr>
-            <w:tcW w:type="dxa" w:w="2592"/>
+            <w:tcW w:type="dxa" w:w="3096"/>
             <w:shd w:val="clear" w:color="auto" w:fill="FFFFFF"/>
             <w:tcMar>
               <w:top w:w="55" w:type="dxa"/>
@@ -2399,7 +2399,7 @@
         </w:tc>
         <w:tc>
           <w:tcPr>
-            <w:tcW w:type="dxa" w:w="2592"/>
+            <w:tcW w:type="dxa" w:w="3211"/>
             <w:shd w:val="clear" w:color="auto" w:fill="FFFFFF"/>
             <w:tcMar>
               <w:top w:w="55" w:type="dxa"/>
@@ -2428,7 +2428,7 @@
       <w:tr>
         <w:tc>
           <w:tcPr>
-            <w:tcW w:type="dxa" w:w="2592"/>
+            <w:tcW w:type="dxa" w:w="605"/>
             <w:shd w:val="clear" w:color="auto" w:fill="EEF1F8"/>
             <w:tcMar>
               <w:top w:w="55" w:type="dxa"/>
@@ -2457,7 +2457,7 @@
         </w:tc>
         <w:tc>
           <w:tcPr>
-            <w:tcW w:type="dxa" w:w="2592"/>
+            <w:tcW w:type="dxa" w:w="3384"/>
             <w:shd w:val="clear" w:color="auto" w:fill="EEF1F8"/>
             <w:tcMar>
               <w:top w:w="55" w:type="dxa"/>
@@ -2483,7 +2483,7 @@
         </w:tc>
         <w:tc>
           <w:tcPr>
-            <w:tcW w:type="dxa" w:w="2592"/>
+            <w:tcW w:type="dxa" w:w="3096"/>
             <w:shd w:val="clear" w:color="auto" w:fill="EEF1F8"/>
             <w:tcMar>
               <w:top w:w="55" w:type="dxa"/>
@@ -2511,7 +2511,7 @@
         </w:tc>
         <w:tc>
           <w:tcPr>
-            <w:tcW w:type="dxa" w:w="2592"/>
+            <w:tcW w:type="dxa" w:w="3211"/>
             <w:shd w:val="clear" w:color="auto" w:fill="EEF1F8"/>
             <w:tcMar>
               <w:top w:w="55" w:type="dxa"/>
@@ -2540,7 +2540,7 @@
       <w:tr>
         <w:tc>
           <w:tcPr>
-            <w:tcW w:type="dxa" w:w="2592"/>
+            <w:tcW w:type="dxa" w:w="605"/>
             <w:shd w:val="clear" w:color="auto" w:fill="FFFFFF"/>
             <w:tcMar>
               <w:top w:w="55" w:type="dxa"/>
@@ -2569,7 +2569,7 @@
         </w:tc>
         <w:tc>
           <w:tcPr>
-            <w:tcW w:type="dxa" w:w="2592"/>
+            <w:tcW w:type="dxa" w:w="3384"/>
             <w:shd w:val="clear" w:color="auto" w:fill="FFFFFF"/>
             <w:tcMar>
               <w:top w:w="55" w:type="dxa"/>
@@ -2595,7 +2595,7 @@
         </w:tc>
         <w:tc>
           <w:tcPr>
-            <w:tcW w:type="dxa" w:w="2592"/>
+            <w:tcW w:type="dxa" w:w="3096"/>
             <w:shd w:val="clear" w:color="auto" w:fill="FFFFFF"/>
             <w:tcMar>
               <w:top w:w="55" w:type="dxa"/>
@@ -2623,7 +2623,7 @@
         </w:tc>
         <w:tc>
           <w:tcPr>
-            <w:tcW w:type="dxa" w:w="2592"/>
+            <w:tcW w:type="dxa" w:w="3211"/>
             <w:shd w:val="clear" w:color="auto" w:fill="FFFFFF"/>
             <w:tcMar>
               <w:top w:w="55" w:type="dxa"/>
@@ -2657,7 +2657,6 @@
     </w:p>
     <w:tbl>
       <w:tblPr>
-        <w:tblW w:type="auto" w:w="0"/>
         <w:jc w:val="center"/>
         <w:tblLook w:firstColumn="1" w:firstRow="1" w:lastColumn="0" w:lastRow="0" w:noHBand="0" w:noVBand="1" w:val="04A0"/>
         <w:tblBorders>
@@ -2669,14 +2668,15 @@
           <w:insideV w:val="none" w:sz="0" w:space="0" w:color="auto"/>
         </w:tblBorders>
         <w:tblLayout w:type="fixed"/>
+        <w:tblW w:w="10296" w:type="dxa"/>
       </w:tblPr>
       <w:tblGrid>
-        <w:gridCol w:w="10368"/>
+        <w:gridCol w:w="10296"/>
       </w:tblGrid>
       <w:tr>
         <w:tc>
           <w:tcPr>
-            <w:tcW w:type="dxa" w:w="10296"/>
+            <w:tcW w:w="10296" w:type="dxa"/>
             <w:shd w:val="clear" w:color="auto" w:fill="EDF0F7"/>
             <w:tcBorders>
               <w:left w:val="single" w:sz="30" w:space="0" w:color="1F2A56"/>
@@ -2766,7 +2766,6 @@
     </w:tbl>
     <w:tbl>
       <w:tblPr>
-        <w:tblW w:type="auto" w:w="0"/>
         <w:jc w:val="center"/>
         <w:tblLook w:firstColumn="1" w:firstRow="1" w:lastColumn="0" w:lastRow="0" w:noHBand="0" w:noVBand="1" w:val="04A0"/>
         <w:tblLayout w:type="fixed"/>
@@ -2778,12 +2777,13 @@
           <w:insideH w:val="single" w:sz="4" w:space="0" w:color="C9D0E0"/>
           <w:insideV w:val="single" w:sz="4" w:space="0" w:color="C9D0E0"/>
         </w:tblBorders>
+        <w:tblW w:w="10296" w:type="dxa"/>
       </w:tblPr>
       <w:tblGrid>
-        <w:gridCol w:w="2592"/>
-        <w:gridCol w:w="2592"/>
-        <w:gridCol w:w="2592"/>
-        <w:gridCol w:w="2592"/>
+        <w:gridCol w:w="605"/>
+        <w:gridCol w:w="3384"/>
+        <w:gridCol w:w="3096"/>
+        <w:gridCol w:w="3211"/>
       </w:tblGrid>
       <w:tr>
         <w:trPr>
@@ -2791,7 +2791,7 @@
         </w:trPr>
         <w:tc>
           <w:tcPr>
-            <w:tcW w:type="dxa" w:w="605"/>
+            <w:tcW w:w="605" w:type="dxa"/>
             <w:shd w:val="clear" w:color="auto" w:fill="1F2A56"/>
             <w:tcMar>
               <w:top w:w="60" w:type="dxa"/>
@@ -2820,7 +2820,7 @@
         </w:tc>
         <w:tc>
           <w:tcPr>
-            <w:tcW w:type="dxa" w:w="3384"/>
+            <w:tcW w:w="3384" w:type="dxa"/>
             <w:shd w:val="clear" w:color="auto" w:fill="1F2A56"/>
             <w:tcMar>
               <w:top w:w="60" w:type="dxa"/>
@@ -2849,7 +2849,7 @@
         </w:tc>
         <w:tc>
           <w:tcPr>
-            <w:tcW w:type="dxa" w:w="3096"/>
+            <w:tcW w:w="3096" w:type="dxa"/>
             <w:shd w:val="clear" w:color="auto" w:fill="1F2A56"/>
             <w:tcMar>
               <w:top w:w="60" w:type="dxa"/>
@@ -2878,7 +2878,7 @@
         </w:tc>
         <w:tc>
           <w:tcPr>
-            <w:tcW w:type="dxa" w:w="3211"/>
+            <w:tcW w:w="3211" w:type="dxa"/>
             <w:shd w:val="clear" w:color="auto" w:fill="1F2A56"/>
             <w:tcMar>
               <w:top w:w="60" w:type="dxa"/>
@@ -2909,7 +2909,7 @@
       <w:tr>
         <w:tc>
           <w:tcPr>
-            <w:tcW w:type="dxa" w:w="2592"/>
+            <w:tcW w:type="dxa" w:w="605"/>
             <w:shd w:val="clear" w:color="auto" w:fill="EEF1F8"/>
             <w:tcMar>
               <w:top w:w="55" w:type="dxa"/>
@@ -2938,7 +2938,7 @@
         </w:tc>
         <w:tc>
           <w:tcPr>
-            <w:tcW w:type="dxa" w:w="2592"/>
+            <w:tcW w:type="dxa" w:w="3384"/>
             <w:shd w:val="clear" w:color="auto" w:fill="EEF1F8"/>
             <w:tcMar>
               <w:top w:w="55" w:type="dxa"/>
@@ -2964,7 +2964,7 @@
         </w:tc>
         <w:tc>
           <w:tcPr>
-            <w:tcW w:type="dxa" w:w="2592"/>
+            <w:tcW w:type="dxa" w:w="3096"/>
             <w:shd w:val="clear" w:color="auto" w:fill="EEF1F8"/>
             <w:tcMar>
               <w:top w:w="55" w:type="dxa"/>
@@ -2992,7 +2992,7 @@
         </w:tc>
         <w:tc>
           <w:tcPr>
-            <w:tcW w:type="dxa" w:w="2592"/>
+            <w:tcW w:type="dxa" w:w="3211"/>
             <w:shd w:val="clear" w:color="auto" w:fill="EEF1F8"/>
             <w:tcMar>
               <w:top w:w="55" w:type="dxa"/>
@@ -3021,7 +3021,7 @@
       <w:tr>
         <w:tc>
           <w:tcPr>
-            <w:tcW w:type="dxa" w:w="2592"/>
+            <w:tcW w:type="dxa" w:w="605"/>
             <w:shd w:val="clear" w:color="auto" w:fill="FFFFFF"/>
             <w:tcMar>
               <w:top w:w="55" w:type="dxa"/>
@@ -3050,7 +3050,7 @@
         </w:tc>
         <w:tc>
           <w:tcPr>
-            <w:tcW w:type="dxa" w:w="2592"/>
+            <w:tcW w:type="dxa" w:w="3384"/>
             <w:shd w:val="clear" w:color="auto" w:fill="FFFFFF"/>
             <w:tcMar>
               <w:top w:w="55" w:type="dxa"/>
@@ -3076,7 +3076,7 @@
         </w:tc>
         <w:tc>
           <w:tcPr>
-            <w:tcW w:type="dxa" w:w="2592"/>
+            <w:tcW w:type="dxa" w:w="3096"/>
             <w:shd w:val="clear" w:color="auto" w:fill="FFFFFF"/>
             <w:tcMar>
               <w:top w:w="55" w:type="dxa"/>
@@ -3104,7 +3104,7 @@
         </w:tc>
         <w:tc>
           <w:tcPr>
-            <w:tcW w:type="dxa" w:w="2592"/>
+            <w:tcW w:type="dxa" w:w="3211"/>
             <w:shd w:val="clear" w:color="auto" w:fill="FFFFFF"/>
             <w:tcMar>
               <w:top w:w="55" w:type="dxa"/>
@@ -3133,7 +3133,7 @@
       <w:tr>
         <w:tc>
           <w:tcPr>
-            <w:tcW w:type="dxa" w:w="2592"/>
+            <w:tcW w:type="dxa" w:w="605"/>
             <w:shd w:val="clear" w:color="auto" w:fill="EEF1F8"/>
             <w:tcMar>
               <w:top w:w="55" w:type="dxa"/>
@@ -3162,7 +3162,7 @@
         </w:tc>
         <w:tc>
           <w:tcPr>
-            <w:tcW w:type="dxa" w:w="2592"/>
+            <w:tcW w:type="dxa" w:w="3384"/>
             <w:shd w:val="clear" w:color="auto" w:fill="EEF1F8"/>
             <w:tcMar>
               <w:top w:w="55" w:type="dxa"/>
@@ -3188,7 +3188,7 @@
         </w:tc>
         <w:tc>
           <w:tcPr>
-            <w:tcW w:type="dxa" w:w="2592"/>
+            <w:tcW w:type="dxa" w:w="3096"/>
             <w:shd w:val="clear" w:color="auto" w:fill="EEF1F8"/>
             <w:tcMar>
               <w:top w:w="55" w:type="dxa"/>
@@ -3216,7 +3216,7 @@
         </w:tc>
         <w:tc>
           <w:tcPr>
-            <w:tcW w:type="dxa" w:w="2592"/>
+            <w:tcW w:type="dxa" w:w="3211"/>
             <w:shd w:val="clear" w:color="auto" w:fill="EEF1F8"/>
             <w:tcMar>
               <w:top w:w="55" w:type="dxa"/>
@@ -3245,7 +3245,7 @@
       <w:tr>
         <w:tc>
           <w:tcPr>
-            <w:tcW w:type="dxa" w:w="2592"/>
+            <w:tcW w:type="dxa" w:w="605"/>
             <w:shd w:val="clear" w:color="auto" w:fill="FFFFFF"/>
             <w:tcMar>
               <w:top w:w="55" w:type="dxa"/>
@@ -3274,7 +3274,7 @@
         </w:tc>
         <w:tc>
           <w:tcPr>
-            <w:tcW w:type="dxa" w:w="2592"/>
+            <w:tcW w:type="dxa" w:w="3384"/>
             <w:shd w:val="clear" w:color="auto" w:fill="FFFFFF"/>
             <w:tcMar>
               <w:top w:w="55" w:type="dxa"/>
@@ -3300,7 +3300,7 @@
         </w:tc>
         <w:tc>
           <w:tcPr>
-            <w:tcW w:type="dxa" w:w="2592"/>
+            <w:tcW w:type="dxa" w:w="3096"/>
             <w:shd w:val="clear" w:color="auto" w:fill="FFFFFF"/>
             <w:tcMar>
               <w:top w:w="55" w:type="dxa"/>
@@ -3328,7 +3328,7 @@
         </w:tc>
         <w:tc>
           <w:tcPr>
-            <w:tcW w:type="dxa" w:w="2592"/>
+            <w:tcW w:type="dxa" w:w="3211"/>
             <w:shd w:val="clear" w:color="auto" w:fill="FFFFFF"/>
             <w:tcMar>
               <w:top w:w="55" w:type="dxa"/>
@@ -3362,7 +3362,6 @@
     </w:p>
     <w:tbl>
       <w:tblPr>
-        <w:tblW w:type="auto" w:w="0"/>
         <w:jc w:val="center"/>
         <w:tblLook w:firstColumn="1" w:firstRow="1" w:lastColumn="0" w:lastRow="0" w:noHBand="0" w:noVBand="1" w:val="04A0"/>
         <w:tblBorders>
@@ -3374,14 +3373,15 @@
           <w:insideV w:val="none" w:sz="0" w:space="0" w:color="auto"/>
         </w:tblBorders>
         <w:tblLayout w:type="fixed"/>
+        <w:tblW w:w="10296" w:type="dxa"/>
       </w:tblPr>
       <w:tblGrid>
-        <w:gridCol w:w="10368"/>
+        <w:gridCol w:w="10296"/>
       </w:tblGrid>
       <w:tr>
         <w:tc>
           <w:tcPr>
-            <w:tcW w:type="dxa" w:w="10296"/>
+            <w:tcW w:w="10296" w:type="dxa"/>
             <w:shd w:val="clear" w:color="auto" w:fill="EDF0F7"/>
             <w:tcBorders>
               <w:left w:val="single" w:sz="30" w:space="0" w:color="1F2A56"/>
@@ -3471,7 +3471,6 @@
     </w:tbl>
     <w:tbl>
       <w:tblPr>
-        <w:tblW w:type="auto" w:w="0"/>
         <w:jc w:val="center"/>
         <w:tblLook w:firstColumn="1" w:firstRow="1" w:lastColumn="0" w:lastRow="0" w:noHBand="0" w:noVBand="1" w:val="04A0"/>
         <w:tblLayout w:type="fixed"/>
@@ -3483,12 +3482,13 @@
           <w:insideH w:val="single" w:sz="4" w:space="0" w:color="C9D0E0"/>
           <w:insideV w:val="single" w:sz="4" w:space="0" w:color="C9D0E0"/>
         </w:tblBorders>
+        <w:tblW w:w="10296" w:type="dxa"/>
       </w:tblPr>
       <w:tblGrid>
-        <w:gridCol w:w="2592"/>
-        <w:gridCol w:w="2592"/>
-        <w:gridCol w:w="2592"/>
-        <w:gridCol w:w="2592"/>
+        <w:gridCol w:w="605"/>
+        <w:gridCol w:w="3384"/>
+        <w:gridCol w:w="3096"/>
+        <w:gridCol w:w="3211"/>
       </w:tblGrid>
       <w:tr>
         <w:trPr>
@@ -3496,7 +3496,7 @@
         </w:trPr>
         <w:tc>
           <w:tcPr>
-            <w:tcW w:type="dxa" w:w="605"/>
+            <w:tcW w:w="605" w:type="dxa"/>
             <w:shd w:val="clear" w:color="auto" w:fill="1F2A56"/>
             <w:tcMar>
               <w:top w:w="60" w:type="dxa"/>
@@ -3525,7 +3525,7 @@
         </w:tc>
         <w:tc>
           <w:tcPr>
-            <w:tcW w:type="dxa" w:w="3384"/>
+            <w:tcW w:w="3384" w:type="dxa"/>
             <w:shd w:val="clear" w:color="auto" w:fill="1F2A56"/>
             <w:tcMar>
               <w:top w:w="60" w:type="dxa"/>
@@ -3554,7 +3554,7 @@
         </w:tc>
         <w:tc>
           <w:tcPr>
-            <w:tcW w:type="dxa" w:w="3096"/>
+            <w:tcW w:w="3096" w:type="dxa"/>
             <w:shd w:val="clear" w:color="auto" w:fill="1F2A56"/>
             <w:tcMar>
               <w:top w:w="60" w:type="dxa"/>
@@ -3583,7 +3583,7 @@
         </w:tc>
         <w:tc>
           <w:tcPr>
-            <w:tcW w:type="dxa" w:w="3211"/>
+            <w:tcW w:w="3211" w:type="dxa"/>
             <w:shd w:val="clear" w:color="auto" w:fill="1F2A56"/>
             <w:tcMar>
               <w:top w:w="60" w:type="dxa"/>
@@ -3614,7 +3614,7 @@
       <w:tr>
         <w:tc>
           <w:tcPr>
-            <w:tcW w:type="dxa" w:w="2592"/>
+            <w:tcW w:type="dxa" w:w="605"/>
             <w:shd w:val="clear" w:color="auto" w:fill="EEF1F8"/>
             <w:tcMar>
               <w:top w:w="55" w:type="dxa"/>
@@ -3643,7 +3643,7 @@
         </w:tc>
         <w:tc>
           <w:tcPr>
-            <w:tcW w:type="dxa" w:w="2592"/>
+            <w:tcW w:type="dxa" w:w="3384"/>
             <w:shd w:val="clear" w:color="auto" w:fill="EEF1F8"/>
             <w:tcMar>
               <w:top w:w="55" w:type="dxa"/>
@@ -3669,7 +3669,7 @@
         </w:tc>
         <w:tc>
           <w:tcPr>
-            <w:tcW w:type="dxa" w:w="2592"/>
+            <w:tcW w:type="dxa" w:w="3096"/>
             <w:shd w:val="clear" w:color="auto" w:fill="EEF1F8"/>
             <w:tcMar>
               <w:top w:w="55" w:type="dxa"/>
@@ -3697,7 +3697,7 @@
         </w:tc>
         <w:tc>
           <w:tcPr>
-            <w:tcW w:type="dxa" w:w="2592"/>
+            <w:tcW w:type="dxa" w:w="3211"/>
             <w:shd w:val="clear" w:color="auto" w:fill="EEF1F8"/>
             <w:tcMar>
               <w:top w:w="55" w:type="dxa"/>
@@ -3726,7 +3726,7 @@
       <w:tr>
         <w:tc>
           <w:tcPr>
-            <w:tcW w:type="dxa" w:w="2592"/>
+            <w:tcW w:type="dxa" w:w="605"/>
             <w:shd w:val="clear" w:color="auto" w:fill="FFFFFF"/>
             <w:tcMar>
               <w:top w:w="55" w:type="dxa"/>
@@ -3755,7 +3755,7 @@
         </w:tc>
         <w:tc>
           <w:tcPr>
-            <w:tcW w:type="dxa" w:w="2592"/>
+            <w:tcW w:type="dxa" w:w="3384"/>
             <w:shd w:val="clear" w:color="auto" w:fill="FFFFFF"/>
             <w:tcMar>
               <w:top w:w="55" w:type="dxa"/>
@@ -3781,7 +3781,7 @@
         </w:tc>
         <w:tc>
           <w:tcPr>
-            <w:tcW w:type="dxa" w:w="2592"/>
+            <w:tcW w:type="dxa" w:w="3096"/>
             <w:shd w:val="clear" w:color="auto" w:fill="FFFFFF"/>
             <w:tcMar>
               <w:top w:w="55" w:type="dxa"/>
@@ -3809,7 +3809,7 @@
         </w:tc>
         <w:tc>
           <w:tcPr>
-            <w:tcW w:type="dxa" w:w="2592"/>
+            <w:tcW w:type="dxa" w:w="3211"/>
             <w:shd w:val="clear" w:color="auto" w:fill="FFFFFF"/>
             <w:tcMar>
               <w:top w:w="55" w:type="dxa"/>
@@ -3838,7 +3838,7 @@
       <w:tr>
         <w:tc>
           <w:tcPr>
-            <w:tcW w:type="dxa" w:w="2592"/>
+            <w:tcW w:type="dxa" w:w="605"/>
             <w:shd w:val="clear" w:color="auto" w:fill="EEF1F8"/>
             <w:tcMar>
               <w:top w:w="55" w:type="dxa"/>
@@ -3867,7 +3867,7 @@
         </w:tc>
         <w:tc>
           <w:tcPr>
-            <w:tcW w:type="dxa" w:w="2592"/>
+            <w:tcW w:type="dxa" w:w="3384"/>
             <w:shd w:val="clear" w:color="auto" w:fill="EEF1F8"/>
             <w:tcMar>
               <w:top w:w="55" w:type="dxa"/>
@@ -3893,7 +3893,7 @@
         </w:tc>
         <w:tc>
           <w:tcPr>
-            <w:tcW w:type="dxa" w:w="2592"/>
+            <w:tcW w:type="dxa" w:w="3096"/>
             <w:shd w:val="clear" w:color="auto" w:fill="EEF1F8"/>
             <w:tcMar>
               <w:top w:w="55" w:type="dxa"/>
@@ -3921,7 +3921,7 @@
         </w:tc>
         <w:tc>
           <w:tcPr>
-            <w:tcW w:type="dxa" w:w="2592"/>
+            <w:tcW w:type="dxa" w:w="3211"/>
             <w:shd w:val="clear" w:color="auto" w:fill="EEF1F8"/>
             <w:tcMar>
               <w:top w:w="55" w:type="dxa"/>
@@ -3955,7 +3955,6 @@
     </w:p>
     <w:tbl>
       <w:tblPr>
-        <w:tblW w:type="auto" w:w="0"/>
         <w:jc w:val="center"/>
         <w:tblLook w:firstColumn="1" w:firstRow="1" w:lastColumn="0" w:lastRow="0" w:noHBand="0" w:noVBand="1" w:val="04A0"/>
         <w:tblBorders>
@@ -3967,14 +3966,15 @@
           <w:insideV w:val="none" w:sz="0" w:space="0" w:color="auto"/>
         </w:tblBorders>
         <w:tblLayout w:type="fixed"/>
+        <w:tblW w:w="10296" w:type="dxa"/>
       </w:tblPr>
       <w:tblGrid>
-        <w:gridCol w:w="10368"/>
+        <w:gridCol w:w="10296"/>
       </w:tblGrid>
       <w:tr>
         <w:tc>
           <w:tcPr>
-            <w:tcW w:type="dxa" w:w="10296"/>
+            <w:tcW w:w="10296" w:type="dxa"/>
             <w:shd w:val="clear" w:color="auto" w:fill="EDF0F7"/>
             <w:tcBorders>
               <w:left w:val="single" w:sz="30" w:space="0" w:color="1F2A56"/>
@@ -4064,7 +4064,6 @@
     </w:tbl>
     <w:tbl>
       <w:tblPr>
-        <w:tblW w:type="auto" w:w="0"/>
         <w:jc w:val="center"/>
         <w:tblLook w:firstColumn="1" w:firstRow="1" w:lastColumn="0" w:lastRow="0" w:noHBand="0" w:noVBand="1" w:val="04A0"/>
         <w:tblLayout w:type="fixed"/>
@@ -4076,12 +4075,13 @@
           <w:insideH w:val="single" w:sz="4" w:space="0" w:color="C9D0E0"/>
           <w:insideV w:val="single" w:sz="4" w:space="0" w:color="C9D0E0"/>
         </w:tblBorders>
+        <w:tblW w:w="10296" w:type="dxa"/>
       </w:tblPr>
       <w:tblGrid>
-        <w:gridCol w:w="2592"/>
-        <w:gridCol w:w="2592"/>
-        <w:gridCol w:w="2592"/>
-        <w:gridCol w:w="2592"/>
+        <w:gridCol w:w="605"/>
+        <w:gridCol w:w="3384"/>
+        <w:gridCol w:w="3096"/>
+        <w:gridCol w:w="3211"/>
       </w:tblGrid>
       <w:tr>
         <w:trPr>
@@ -4089,7 +4089,7 @@
         </w:trPr>
         <w:tc>
           <w:tcPr>
-            <w:tcW w:type="dxa" w:w="605"/>
+            <w:tcW w:w="605" w:type="dxa"/>
             <w:shd w:val="clear" w:color="auto" w:fill="1F2A56"/>
             <w:tcMar>
               <w:top w:w="60" w:type="dxa"/>
@@ -4118,7 +4118,7 @@
         </w:tc>
         <w:tc>
           <w:tcPr>
-            <w:tcW w:type="dxa" w:w="3384"/>
+            <w:tcW w:w="3384" w:type="dxa"/>
             <w:shd w:val="clear" w:color="auto" w:fill="1F2A56"/>
             <w:tcMar>
               <w:top w:w="60" w:type="dxa"/>
@@ -4147,7 +4147,7 @@
         </w:tc>
         <w:tc>
           <w:tcPr>
-            <w:tcW w:type="dxa" w:w="3096"/>
+            <w:tcW w:w="3096" w:type="dxa"/>
             <w:shd w:val="clear" w:color="auto" w:fill="1F2A56"/>
             <w:tcMar>
               <w:top w:w="60" w:type="dxa"/>
@@ -4176,7 +4176,7 @@
         </w:tc>
         <w:tc>
           <w:tcPr>
-            <w:tcW w:type="dxa" w:w="3211"/>
+            <w:tcW w:w="3211" w:type="dxa"/>
             <w:shd w:val="clear" w:color="auto" w:fill="1F2A56"/>
             <w:tcMar>
               <w:top w:w="60" w:type="dxa"/>
@@ -4207,7 +4207,7 @@
       <w:tr>
         <w:tc>
           <w:tcPr>
-            <w:tcW w:type="dxa" w:w="2592"/>
+            <w:tcW w:type="dxa" w:w="605"/>
             <w:shd w:val="clear" w:color="auto" w:fill="EEF1F8"/>
             <w:tcMar>
               <w:top w:w="55" w:type="dxa"/>
@@ -4236,7 +4236,7 @@
         </w:tc>
         <w:tc>
           <w:tcPr>
-            <w:tcW w:type="dxa" w:w="2592"/>
+            <w:tcW w:type="dxa" w:w="3384"/>
             <w:shd w:val="clear" w:color="auto" w:fill="EEF1F8"/>
             <w:tcMar>
               <w:top w:w="55" w:type="dxa"/>
@@ -4262,7 +4262,7 @@
         </w:tc>
         <w:tc>
           <w:tcPr>
-            <w:tcW w:type="dxa" w:w="2592"/>
+            <w:tcW w:type="dxa" w:w="3096"/>
             <w:shd w:val="clear" w:color="auto" w:fill="EEF1F8"/>
             <w:tcMar>
               <w:top w:w="55" w:type="dxa"/>
@@ -4290,7 +4290,7 @@
         </w:tc>
         <w:tc>
           <w:tcPr>
-            <w:tcW w:type="dxa" w:w="2592"/>
+            <w:tcW w:type="dxa" w:w="3211"/>
             <w:shd w:val="clear" w:color="auto" w:fill="EEF1F8"/>
             <w:tcMar>
               <w:top w:w="55" w:type="dxa"/>
@@ -4319,7 +4319,7 @@
       <w:tr>
         <w:tc>
           <w:tcPr>
-            <w:tcW w:type="dxa" w:w="2592"/>
+            <w:tcW w:type="dxa" w:w="605"/>
             <w:shd w:val="clear" w:color="auto" w:fill="FFFFFF"/>
             <w:tcMar>
               <w:top w:w="55" w:type="dxa"/>
@@ -4348,7 +4348,7 @@
         </w:tc>
         <w:tc>
           <w:tcPr>
-            <w:tcW w:type="dxa" w:w="2592"/>
+            <w:tcW w:type="dxa" w:w="3384"/>
             <w:shd w:val="clear" w:color="auto" w:fill="FFFFFF"/>
             <w:tcMar>
               <w:top w:w="55" w:type="dxa"/>
@@ -4374,7 +4374,7 @@
         </w:tc>
         <w:tc>
           <w:tcPr>
-            <w:tcW w:type="dxa" w:w="2592"/>
+            <w:tcW w:type="dxa" w:w="3096"/>
             <w:shd w:val="clear" w:color="auto" w:fill="FFFFFF"/>
             <w:tcMar>
               <w:top w:w="55" w:type="dxa"/>
@@ -4402,7 +4402,7 @@
         </w:tc>
         <w:tc>
           <w:tcPr>
-            <w:tcW w:type="dxa" w:w="2592"/>
+            <w:tcW w:type="dxa" w:w="3211"/>
             <w:shd w:val="clear" w:color="auto" w:fill="FFFFFF"/>
             <w:tcMar>
               <w:top w:w="55" w:type="dxa"/>
@@ -4431,7 +4431,7 @@
       <w:tr>
         <w:tc>
           <w:tcPr>
-            <w:tcW w:type="dxa" w:w="2592"/>
+            <w:tcW w:type="dxa" w:w="605"/>
             <w:shd w:val="clear" w:color="auto" w:fill="EEF1F8"/>
             <w:tcMar>
               <w:top w:w="55" w:type="dxa"/>
@@ -4460,7 +4460,7 @@
         </w:tc>
         <w:tc>
           <w:tcPr>
-            <w:tcW w:type="dxa" w:w="2592"/>
+            <w:tcW w:type="dxa" w:w="3384"/>
             <w:shd w:val="clear" w:color="auto" w:fill="EEF1F8"/>
             <w:tcMar>
               <w:top w:w="55" w:type="dxa"/>
@@ -4486,7 +4486,7 @@
         </w:tc>
         <w:tc>
           <w:tcPr>
-            <w:tcW w:type="dxa" w:w="2592"/>
+            <w:tcW w:type="dxa" w:w="3096"/>
             <w:shd w:val="clear" w:color="auto" w:fill="EEF1F8"/>
             <w:tcMar>
               <w:top w:w="55" w:type="dxa"/>
@@ -4514,7 +4514,7 @@
         </w:tc>
         <w:tc>
           <w:tcPr>
-            <w:tcW w:type="dxa" w:w="2592"/>
+            <w:tcW w:type="dxa" w:w="3211"/>
             <w:shd w:val="clear" w:color="auto" w:fill="EEF1F8"/>
             <w:tcMar>
               <w:top w:w="55" w:type="dxa"/>
@@ -4548,7 +4548,6 @@
     </w:p>
     <w:tbl>
       <w:tblPr>
-        <w:tblW w:type="auto" w:w="0"/>
         <w:jc w:val="center"/>
         <w:tblLook w:firstColumn="1" w:firstRow="1" w:lastColumn="0" w:lastRow="0" w:noHBand="0" w:noVBand="1" w:val="04A0"/>
         <w:tblBorders>
@@ -4560,14 +4559,15 @@
           <w:insideV w:val="none" w:sz="0" w:space="0" w:color="auto"/>
         </w:tblBorders>
         <w:tblLayout w:type="fixed"/>
+        <w:tblW w:w="10296" w:type="dxa"/>
       </w:tblPr>
       <w:tblGrid>
-        <w:gridCol w:w="10368"/>
+        <w:gridCol w:w="10296"/>
       </w:tblGrid>
       <w:tr>
         <w:tc>
           <w:tcPr>
-            <w:tcW w:type="dxa" w:w="10296"/>
+            <w:tcW w:w="10296" w:type="dxa"/>
             <w:shd w:val="clear" w:color="auto" w:fill="EDF0F7"/>
             <w:tcBorders>
               <w:left w:val="single" w:sz="30" w:space="0" w:color="1F2A56"/>
@@ -4657,7 +4657,6 @@
     </w:tbl>
     <w:tbl>
       <w:tblPr>
-        <w:tblW w:type="auto" w:w="0"/>
         <w:jc w:val="center"/>
         <w:tblLook w:firstColumn="1" w:firstRow="1" w:lastColumn="0" w:lastRow="0" w:noHBand="0" w:noVBand="1" w:val="04A0"/>
         <w:tblLayout w:type="fixed"/>
@@ -4669,12 +4668,13 @@
           <w:insideH w:val="single" w:sz="4" w:space="0" w:color="C9D0E0"/>
           <w:insideV w:val="single" w:sz="4" w:space="0" w:color="C9D0E0"/>
         </w:tblBorders>
+        <w:tblW w:w="10296" w:type="dxa"/>
       </w:tblPr>
       <w:tblGrid>
-        <w:gridCol w:w="2592"/>
-        <w:gridCol w:w="2592"/>
-        <w:gridCol w:w="2592"/>
-        <w:gridCol w:w="2592"/>
+        <w:gridCol w:w="605"/>
+        <w:gridCol w:w="3384"/>
+        <w:gridCol w:w="3096"/>
+        <w:gridCol w:w="3211"/>
       </w:tblGrid>
       <w:tr>
         <w:trPr>
@@ -4682,7 +4682,7 @@
         </w:trPr>
         <w:tc>
           <w:tcPr>
-            <w:tcW w:type="dxa" w:w="605"/>
+            <w:tcW w:w="605" w:type="dxa"/>
             <w:shd w:val="clear" w:color="auto" w:fill="1F2A56"/>
             <w:tcMar>
               <w:top w:w="60" w:type="dxa"/>
@@ -4711,7 +4711,7 @@
         </w:tc>
         <w:tc>
           <w:tcPr>
-            <w:tcW w:type="dxa" w:w="3384"/>
+            <w:tcW w:w="3384" w:type="dxa"/>
             <w:shd w:val="clear" w:color="auto" w:fill="1F2A56"/>
             <w:tcMar>
               <w:top w:w="60" w:type="dxa"/>
@@ -4740,7 +4740,7 @@
         </w:tc>
         <w:tc>
           <w:tcPr>
-            <w:tcW w:type="dxa" w:w="3096"/>
+            <w:tcW w:w="3096" w:type="dxa"/>
             <w:shd w:val="clear" w:color="auto" w:fill="1F2A56"/>
             <w:tcMar>
               <w:top w:w="60" w:type="dxa"/>
@@ -4769,7 +4769,7 @@
         </w:tc>
         <w:tc>
           <w:tcPr>
-            <w:tcW w:type="dxa" w:w="3211"/>
+            <w:tcW w:w="3211" w:type="dxa"/>
             <w:shd w:val="clear" w:color="auto" w:fill="1F2A56"/>
             <w:tcMar>
               <w:top w:w="60" w:type="dxa"/>
@@ -4800,7 +4800,7 @@
       <w:tr>
         <w:tc>
           <w:tcPr>
-            <w:tcW w:type="dxa" w:w="2592"/>
+            <w:tcW w:type="dxa" w:w="605"/>
             <w:shd w:val="clear" w:color="auto" w:fill="EEF1F8"/>
             <w:tcMar>
               <w:top w:w="55" w:type="dxa"/>
@@ -4829,7 +4829,7 @@
         </w:tc>
         <w:tc>
           <w:tcPr>
-            <w:tcW w:type="dxa" w:w="2592"/>
+            <w:tcW w:type="dxa" w:w="3384"/>
             <w:shd w:val="clear" w:color="auto" w:fill="EEF1F8"/>
             <w:tcMar>
               <w:top w:w="55" w:type="dxa"/>
@@ -4855,7 +4855,7 @@
         </w:tc>
         <w:tc>
           <w:tcPr>
-            <w:tcW w:type="dxa" w:w="2592"/>
+            <w:tcW w:type="dxa" w:w="3096"/>
             <w:shd w:val="clear" w:color="auto" w:fill="EEF1F8"/>
             <w:tcMar>
               <w:top w:w="55" w:type="dxa"/>
@@ -4883,7 +4883,7 @@
         </w:tc>
         <w:tc>
           <w:tcPr>
-            <w:tcW w:type="dxa" w:w="2592"/>
+            <w:tcW w:type="dxa" w:w="3211"/>
             <w:shd w:val="clear" w:color="auto" w:fill="EEF1F8"/>
             <w:tcMar>
               <w:top w:w="55" w:type="dxa"/>
@@ -4912,7 +4912,7 @@
       <w:tr>
         <w:tc>
           <w:tcPr>
-            <w:tcW w:type="dxa" w:w="2592"/>
+            <w:tcW w:type="dxa" w:w="605"/>
             <w:shd w:val="clear" w:color="auto" w:fill="FFFFFF"/>
             <w:tcMar>
               <w:top w:w="55" w:type="dxa"/>
@@ -4941,7 +4941,7 @@
         </w:tc>
         <w:tc>
           <w:tcPr>
-            <w:tcW w:type="dxa" w:w="2592"/>
+            <w:tcW w:type="dxa" w:w="3384"/>
             <w:shd w:val="clear" w:color="auto" w:fill="FFFFFF"/>
             <w:tcMar>
               <w:top w:w="55" w:type="dxa"/>
@@ -4967,7 +4967,7 @@
         </w:tc>
         <w:tc>
           <w:tcPr>
-            <w:tcW w:type="dxa" w:w="2592"/>
+            <w:tcW w:type="dxa" w:w="3096"/>
             <w:shd w:val="clear" w:color="auto" w:fill="FFFFFF"/>
             <w:tcMar>
               <w:top w:w="55" w:type="dxa"/>
@@ -4995,7 +4995,7 @@
         </w:tc>
         <w:tc>
           <w:tcPr>
-            <w:tcW w:type="dxa" w:w="2592"/>
+            <w:tcW w:type="dxa" w:w="3211"/>
             <w:shd w:val="clear" w:color="auto" w:fill="FFFFFF"/>
             <w:tcMar>
               <w:top w:w="55" w:type="dxa"/>
@@ -5029,7 +5029,6 @@
     </w:p>
     <w:tbl>
       <w:tblPr>
-        <w:tblW w:type="auto" w:w="0"/>
         <w:jc w:val="center"/>
         <w:tblLook w:firstColumn="1" w:firstRow="1" w:lastColumn="0" w:lastRow="0" w:noHBand="0" w:noVBand="1" w:val="04A0"/>
         <w:tblBorders>
@@ -5041,14 +5040,15 @@
           <w:insideV w:val="none" w:sz="0" w:space="0" w:color="auto"/>
         </w:tblBorders>
         <w:tblLayout w:type="fixed"/>
+        <w:tblW w:w="10296" w:type="dxa"/>
       </w:tblPr>
       <w:tblGrid>
-        <w:gridCol w:w="10368"/>
+        <w:gridCol w:w="10296"/>
       </w:tblGrid>
       <w:tr>
         <w:tc>
           <w:tcPr>
-            <w:tcW w:type="dxa" w:w="10296"/>
+            <w:tcW w:w="10296" w:type="dxa"/>
             <w:shd w:val="clear" w:color="auto" w:fill="EDF0F7"/>
             <w:tcBorders>
               <w:left w:val="single" w:sz="30" w:space="0" w:color="1F2A56"/>
@@ -5138,7 +5138,6 @@
     </w:tbl>
     <w:tbl>
       <w:tblPr>
-        <w:tblW w:type="auto" w:w="0"/>
         <w:jc w:val="center"/>
         <w:tblLook w:firstColumn="1" w:firstRow="1" w:lastColumn="0" w:lastRow="0" w:noHBand="0" w:noVBand="1" w:val="04A0"/>
         <w:tblLayout w:type="fixed"/>
@@ -5150,12 +5149,13 @@
           <w:insideH w:val="single" w:sz="4" w:space="0" w:color="C9D0E0"/>
           <w:insideV w:val="single" w:sz="4" w:space="0" w:color="C9D0E0"/>
         </w:tblBorders>
+        <w:tblW w:w="10296" w:type="dxa"/>
       </w:tblPr>
       <w:tblGrid>
-        <w:gridCol w:w="2592"/>
-        <w:gridCol w:w="2592"/>
-        <w:gridCol w:w="2592"/>
-        <w:gridCol w:w="2592"/>
+        <w:gridCol w:w="605"/>
+        <w:gridCol w:w="3384"/>
+        <w:gridCol w:w="3096"/>
+        <w:gridCol w:w="3211"/>
       </w:tblGrid>
       <w:tr>
         <w:trPr>
@@ -5163,7 +5163,7 @@
         </w:trPr>
         <w:tc>
           <w:tcPr>
-            <w:tcW w:type="dxa" w:w="605"/>
+            <w:tcW w:w="605" w:type="dxa"/>
             <w:shd w:val="clear" w:color="auto" w:fill="1F2A56"/>
             <w:tcMar>
               <w:top w:w="60" w:type="dxa"/>
@@ -5192,7 +5192,7 @@
         </w:tc>
         <w:tc>
           <w:tcPr>
-            <w:tcW w:type="dxa" w:w="3384"/>
+            <w:tcW w:w="3384" w:type="dxa"/>
             <w:shd w:val="clear" w:color="auto" w:fill="1F2A56"/>
             <w:tcMar>
               <w:top w:w="60" w:type="dxa"/>
@@ -5221,7 +5221,7 @@
         </w:tc>
         <w:tc>
           <w:tcPr>
-            <w:tcW w:type="dxa" w:w="3096"/>
+            <w:tcW w:w="3096" w:type="dxa"/>
             <w:shd w:val="clear" w:color="auto" w:fill="1F2A56"/>
             <w:tcMar>
               <w:top w:w="60" w:type="dxa"/>
@@ -5250,7 +5250,7 @@
         </w:tc>
         <w:tc>
           <w:tcPr>
-            <w:tcW w:type="dxa" w:w="3211"/>
+            <w:tcW w:w="3211" w:type="dxa"/>
             <w:shd w:val="clear" w:color="auto" w:fill="1F2A56"/>
             <w:tcMar>
               <w:top w:w="60" w:type="dxa"/>
@@ -5281,7 +5281,7 @@
       <w:tr>
         <w:tc>
           <w:tcPr>
-            <w:tcW w:type="dxa" w:w="2592"/>
+            <w:tcW w:type="dxa" w:w="605"/>
             <w:shd w:val="clear" w:color="auto" w:fill="EEF1F8"/>
             <w:tcMar>
               <w:top w:w="55" w:type="dxa"/>
@@ -5310,7 +5310,7 @@
         </w:tc>
         <w:tc>
           <w:tcPr>
-            <w:tcW w:type="dxa" w:w="2592"/>
+            <w:tcW w:type="dxa" w:w="3384"/>
             <w:shd w:val="clear" w:color="auto" w:fill="EEF1F8"/>
             <w:tcMar>
               <w:top w:w="55" w:type="dxa"/>
@@ -5336,7 +5336,7 @@
         </w:tc>
         <w:tc>
           <w:tcPr>
-            <w:tcW w:type="dxa" w:w="2592"/>
+            <w:tcW w:type="dxa" w:w="3096"/>
             <w:shd w:val="clear" w:color="auto" w:fill="EEF1F8"/>
             <w:tcMar>
               <w:top w:w="55" w:type="dxa"/>
@@ -5364,7 +5364,7 @@
         </w:tc>
         <w:tc>
           <w:tcPr>
-            <w:tcW w:type="dxa" w:w="2592"/>
+            <w:tcW w:type="dxa" w:w="3211"/>
             <w:shd w:val="clear" w:color="auto" w:fill="EEF1F8"/>
             <w:tcMar>
               <w:top w:w="55" w:type="dxa"/>
@@ -5393,7 +5393,7 @@
       <w:tr>
         <w:tc>
           <w:tcPr>
-            <w:tcW w:type="dxa" w:w="2592"/>
+            <w:tcW w:type="dxa" w:w="605"/>
             <w:shd w:val="clear" w:color="auto" w:fill="FFFFFF"/>
             <w:tcMar>
               <w:top w:w="55" w:type="dxa"/>
@@ -5422,7 +5422,7 @@
         </w:tc>
         <w:tc>
           <w:tcPr>
-            <w:tcW w:type="dxa" w:w="2592"/>
+            <w:tcW w:type="dxa" w:w="3384"/>
             <w:shd w:val="clear" w:color="auto" w:fill="FFFFFF"/>
             <w:tcMar>
               <w:top w:w="55" w:type="dxa"/>
@@ -5448,7 +5448,7 @@
         </w:tc>
         <w:tc>
           <w:tcPr>
-            <w:tcW w:type="dxa" w:w="2592"/>
+            <w:tcW w:type="dxa" w:w="3096"/>
             <w:shd w:val="clear" w:color="auto" w:fill="FFFFFF"/>
             <w:tcMar>
               <w:top w:w="55" w:type="dxa"/>
@@ -5476,7 +5476,7 @@
         </w:tc>
         <w:tc>
           <w:tcPr>
-            <w:tcW w:type="dxa" w:w="2592"/>
+            <w:tcW w:type="dxa" w:w="3211"/>
             <w:shd w:val="clear" w:color="auto" w:fill="FFFFFF"/>
             <w:tcMar>
               <w:top w:w="55" w:type="dxa"/>
